--- a/atelier/atelier_158.docx
+++ b/atelier/atelier_158.docx
@@ -493,7 +493,7 @@
         <w:spacing w:after="120"/>
       </w:pPr>
       <w:r>
-        <w:t xml:space="preserve">Dans une squad, la connaissance n’est jamais répartie également : certaines personnes maîtrisent des zones que personne d’autre ne connaît vraiment. Tant que tout va bien, ça ne se voit pas — jusqu’au jour où cette personne est absente, malade, ou part, et où plus personne ne sait toucher à cette partie du code. C’est le risque du « bus factor » : combien de personnes peuvent disparaître avant qu’un projet soit en danger ? Le sujet de cet atelier, premier de l’axe Résilience, est de cartographier la connaissance : qui sait quoi, sur quels repos, et où sont les zones maîtrisées par une SEULE personne. On fait émerger les dépendances silencieuses — ces zones où la squad repose, sans le savoir, sur un individu unique. C’est le diagnostic qui rend visible un risque invisible, avant d’agir (#159-163).</w:t>
+        <w:t xml:space="preserve">Dans une squad, la connaissance n’est jamais répartie également : certaines personnes maîtrisent des zones que personne d’autre ne connaît vraiment. Tant que tout va bien, ça ne se voit pas — jusqu’au jour où cette personne est absente, malade, ou part, et où plus personne ne sait toucher à cette partie du code. C’est le risque du « bus factor » : combien de personnes peuvent disparaître avant qu’un projet soit en danger ? Le sujet de cet atelier, premier de l’axe Résilience, est de cartographier la connaissance : qui sait quoi, sur quels repos, et où sont les zones maîtrisées par une SEULE personne. On fait émerger les dépendances silencieuses — ces zones où la squad repose, sans le savoir, sur un individu unique. C’est le diagnostic qui rend visible un risque invisible, avant d’agir.</w:t>
       </w:r>
     </w:p>
     <w:p>
@@ -527,7 +527,7 @@
         <w:spacing w:after="80"/>
       </w:pPr>
       <w:r>
-        <w:t xml:space="preserve">On ne protège que ce qu’on a identifié : sans savoir où sont les zones à une seule personne, on ne peut pas y remédier. La cartographie localise précisément les fragilités — quelles zones, quelles personnes — pour cibler les actions de diffusion (#160-163). C’est le préalable indispensable.</w:t>
+        <w:t xml:space="preserve">On ne protège que ce qu’on a identifié : sans savoir où sont les zones à une seule personne, on ne peut pas y remédier. La cartographie localise précisément les fragilités — quelles zones, quelles personnes — pour cibler les actions de diffusion. C’est le préalable indispensable.</w:t>
       </w:r>
     </w:p>
     <w:p>
@@ -624,7 +624,7 @@
                 <w:sz w:val="18"/>
                 <w:szCs w:val="18"/>
               </w:rPr>
-              <w:t xml:space="preserve">  Pour chaque repo / zone critique, noter combien de</w:t>
+              <w:t xml:space="preserve"> Pour chaque repo / zone critique, noter combien de</w:t>
             </w:r>
           </w:p>
           <w:p>
@@ -634,7 +634,7 @@
                 <w:sz w:val="18"/>
                 <w:szCs w:val="18"/>
               </w:rPr>
-              <w:t xml:space="preserve">  personnes la maîtrisent VRAIMENT :</w:t>
+              <w:t xml:space="preserve"> personnes la maîtrisent VRAIMENT :</w:t>
             </w:r>
           </w:p>
           <w:p>
@@ -654,7 +654,7 @@
                 <w:sz w:val="18"/>
                 <w:szCs w:val="18"/>
               </w:rPr>
-              <w:t xml:space="preserve">    Zone / repo            | Maîtrise réelle</w:t>
+              <w:t xml:space="preserve"> Zone / repo | Maîtrise réelle</w:t>
             </w:r>
           </w:p>
           <w:p>
@@ -664,7 +664,7 @@
                 <w:sz w:val="18"/>
                 <w:szCs w:val="18"/>
               </w:rPr>
-              <w:t xml:space="preserve">    -----------------------|-----------------------</w:t>
+              <w:t xml:space="preserve"> -----------------------|-----------------------</w:t>
             </w:r>
           </w:p>
           <w:p>
@@ -674,7 +674,7 @@
                 <w:sz w:val="18"/>
                 <w:szCs w:val="18"/>
               </w:rPr>
-              <w:t xml:space="preserve">    Module paiement        | 1 (X seulement)  &lt;- RISQUE</w:t>
+              <w:t xml:space="preserve"> Module paiement | 1 (X seulement) &lt;- RISQUE</w:t>
             </w:r>
           </w:p>
           <w:p>
@@ -684,7 +684,7 @@
                 <w:sz w:val="18"/>
                 <w:szCs w:val="18"/>
               </w:rPr>
-              <w:t xml:space="preserve">    Pipeline CI            | 2 (Y, Z)</w:t>
+              <w:t xml:space="preserve"> Pipeline CI | 2 (Y, Z)</w:t>
             </w:r>
           </w:p>
           <w:p>
@@ -694,7 +694,7 @@
                 <w:sz w:val="18"/>
                 <w:szCs w:val="18"/>
               </w:rPr>
-              <w:t xml:space="preserve">    Auth / sécurité        | 1 (W seulement)  &lt;- RISQUE</w:t>
+              <w:t xml:space="preserve"> Auth / sécurité | 1 (W seulement) &lt;- RISQUE</w:t>
             </w:r>
           </w:p>
           <w:p>
@@ -704,7 +704,7 @@
                 <w:sz w:val="18"/>
                 <w:szCs w:val="18"/>
               </w:rPr>
-              <w:t xml:space="preserve">    Front catalogue        | 3 (toute la squad)</w:t>
+              <w:t xml:space="preserve"> Front catalogue | 3 (toute la squad)</w:t>
             </w:r>
           </w:p>
           <w:p>
@@ -724,7 +724,7 @@
                 <w:sz w:val="18"/>
                 <w:szCs w:val="18"/>
               </w:rPr>
-              <w:t xml:space="preserve">  -&gt; les zones à '1 personne' = le bus factor critique</w:t>
+              <w:t xml:space="preserve"> -&gt; les zones à '1 personne' = le bus factor critique</w:t>
             </w:r>
           </w:p>
           <w:p>
@@ -734,7 +734,7 @@
                 <w:sz w:val="18"/>
                 <w:szCs w:val="18"/>
               </w:rPr>
-              <w:t xml:space="preserve">  (mesure hub 'Bus factor' : top contrib, gaps, etc.)</w:t>
+              <w:t xml:space="preserve"> (mesure hub 'Bus factor' : top contrib, gaps, etc.)</w:t>
             </w:r>
           </w:p>
         </w:tc>
@@ -805,7 +805,7 @@
         <w:spacing w:after="120"/>
       </w:pPr>
       <w:r>
-        <w:t xml:space="preserve">À la sortie, la squad a cartographié sa connaissance : pour chaque repo et zone critique, combien de personnes la maîtrisent vraiment, et où sont les zones à une seule personne — les points de défaillance uniques. Les dépendances silencieuses sont devenues explicites, croisées avec la mesure Bus factor du hub. Le risque, invisible jusque-là, est visible et localisé. La squad sait désormais où elle est vulnérable, condition pour agir (#159-163). La mesure Bus factor a sa baseline et ses zones prioritaires identifiées.</w:t>
+        <w:t xml:space="preserve">À la sortie, la squad a cartographié sa connaissance : pour chaque repo et zone critique, combien de personnes la maîtrisent vraiment, et où sont les zones à une seule personne — les points de défaillance uniques. Les dépendances silencieuses sont devenues explicites, croisées avec la mesure Bus factor du hub. Le risque, invisible jusque-là, est visible et localisé. La squad sait désormais où elle est vulnérable, condition pour agir. La mesure Bus factor a sa baseline et ses zones prioritaires identifiées.</w:t>
       </w:r>
     </w:p>
     <w:p>
@@ -985,7 +985,7 @@
         <w:t xml:space="preserve">(5 min) Débrief</w:t>
       </w:r>
       <w:r>
-        <w:t xml:space="preserve"> — on constate : les zones à risque sont identifiées, place à l’action (#159).</w:t>
+        <w:t xml:space="preserve"> — on constate : les zones à risque sont identifiées, place à l’action.</w:t>
       </w:r>
     </w:p>
     <w:p>
@@ -1061,7 +1061,7 @@
         <w:spacing w:after="120"/>
       </w:pPr>
       <w:r>
-        <w:t xml:space="preserve">Ce diagnostic ouvre R01. La suite : #159 (simuler la perte d’un membre clé — la prise de conscience), #160 (pair programming ciblé pour diffuser), #161 (rotation sur les US), #162 (documenter les zones critiques), #163 (plan de continuité). La carte produite ici cible toutes ces actions.</w:t>
+        <w:t xml:space="preserve">Ce diagnostic ouvre R01. La suite : (simuler la perte d’un membre clé — la prise de conscience), (pair programming ciblé pour diffuser), (rotation sur les US), (documenter les zones critiques), (plan de continuité). La carte produite ici cible toutes ces actions.</w:t>
       </w:r>
     </w:p>
     <w:p>
@@ -1077,7 +1077,7 @@
         <w:spacing w:after="120"/>
       </w:pPr>
       <w:r>
-        <w:t xml:space="preserve">La squad a cartographié sa connaissance — qui maîtrise vraiment quoi — et identifié les zones à une seule personne, en rendant explicites les dépendances silencieuses et en croisant avec la mesure Bus factor du hub. Le risque, invisible jusque-là, est visible et localisé. La squad sait où elle est vulnérable. La question R01 pose son diagnostic, baseline de l’axe Résilience, prête pour la prise de conscience (#159).</w:t>
+        <w:t xml:space="preserve">La squad a cartographié sa connaissance — qui maîtrise vraiment quoi — et identifié les zones à une seule personne, en rendant explicites les dépendances silencieuses et en croisant avec la mesure Bus factor du hub. Le risque, invisible jusque-là, est visible et localisé. La squad sait où elle est vulnérable. La question R01 pose son diagnostic, baseline de l’axe Résilience, prête pour la prise de conscience.</w:t>
       </w:r>
     </w:p>
     <w:sectPr>
